--- a/authority_trade_summaries/2026-03-15_trade_summary_for_authorities.docx
+++ b/authority_trade_summaries/2026-03-15_trade_summary_for_authorities.docx
@@ -21,7 +21,7 @@
     </w:p>
     <w:p>
       <w:r>
-        <w:t xml:space="preserve">- The primary source used is logs/trading_journal.json.</w:t>
+        <w:t xml:space="preserve">- The primary source used is logs/trading_journal.enc.</w:t>
       </w:r>
     </w:p>
     <w:p>
@@ -151,7 +151,7 @@
     </w:p>
     <w:p>
       <w:r>
-        <w:t xml:space="preserve">- Generated from logs/trading_journal.json on 2026-03-17 05:55:45.</w:t>
+        <w:t xml:space="preserve">- Generated from logs/trading_journal.enc on 2026-03-18 05:42:24.</w:t>
       </w:r>
     </w:p>
     <w:sectPr>

--- a/authority_trade_summaries/2026-03-15_trade_summary_for_authorities.docx
+++ b/authority_trade_summaries/2026-03-15_trade_summary_for_authorities.docx
@@ -151,7 +151,7 @@
     </w:p>
     <w:p>
       <w:r>
-        <w:t xml:space="preserve">- Generated from logs/trading_journal.enc on 2026-03-18 05:42:24.</w:t>
+        <w:t xml:space="preserve">- Generated from logs/trading_journal.enc on 2026-03-19 04:20:28.</w:t>
       </w:r>
     </w:p>
     <w:sectPr>
